--- a/backend/templates/docx/AM_AI_SAFE_Awareness_Report_TEMPLATE_v0.77_FIXED.docx
+++ b/backend/templates/docx/AM_AI_SAFE_Awareness_Report_TEMPLATE_v0.77_FIXED.docx
@@ -4013,7 +4013,7 @@
                 <w:sz w:val="20"/>
                 <w:szCs w:val="20"/>
               </w:rPr>
-              <w:t xml:space="preserve">{%tr for action in sector_actions_high_top5 %}{{ action.question_id }}</w:t>
+              <w:t xml:space="preserve">{% for action in sector_actions_high_top5 %}{{ action.question_id }}</w:t>
             </w:r>
           </w:p>
         </w:tc>
@@ -4055,7 +4055,7 @@
                 <w:sz w:val="20"/>
                 <w:szCs w:val="20"/>
               </w:rPr>
-              <w:t xml:space="preserve">{{ action.sector_action }}{%tr endfor %}</w:t>
+              <w:t xml:space="preserve">{{ action.sector_action }}{% endfor %}</w:t>
             </w:r>
           </w:p>
         </w:tc>
@@ -4231,7 +4231,7 @@
                 <w:sz w:val="20"/>
                 <w:szCs w:val="20"/>
               </w:rPr>
-              <w:t xml:space="preserve">{%tr for action in sector_actions_medium_top5 %}{{ action.question_id }}</w:t>
+              <w:t xml:space="preserve">{% for action in sector_actions_medium_top5 %}{{ action.question_id }}</w:t>
             </w:r>
           </w:p>
         </w:tc>
@@ -4273,7 +4273,7 @@
                 <w:sz w:val="20"/>
                 <w:szCs w:val="20"/>
               </w:rPr>
-              <w:t xml:space="preserve">{{ action.sector_action }}{%tr endfor %}</w:t>
+              <w:t xml:space="preserve">{{ action.sector_action }}{% endfor %}</w:t>
             </w:r>
           </w:p>
         </w:tc>
@@ -4446,7 +4446,7 @@
                 <w:sz w:val="20"/>
                 <w:szCs w:val="20"/>
               </w:rPr>
-              <w:t xml:space="preserve">{%tr for action in sector_actions_low_top5 %}{{ action.question_id }}</w:t>
+              <w:t xml:space="preserve">{% for action in sector_actions_low_top5 %}{{ action.question_id }}</w:t>
             </w:r>
           </w:p>
         </w:tc>
@@ -4495,7 +4495,7 @@
                 <w:sz w:val="20"/>
                 <w:szCs w:val="20"/>
               </w:rPr>
-              <w:t xml:space="preserve">{%tr endfor %}</w:t>
+              <w:t xml:space="preserve">{% endfor %}</w:t>
             </w:r>
           </w:p>
         </w:tc>
